--- a/CertificateSystem.Web/wwwroot/Templates/Completion.docx
+++ b/CertificateSystem.Web/wwwroot/Templates/Completion.docx
@@ -12,7 +12,7 @@
           <w:tab w:val="left" w:pos="8505"/>
         </w:tabs>
         <w:rPr>
-          <w:rFonts w:ascii="方正小标宋简体" w:eastAsia="方正小标宋简体" w:hint="eastAsia"/>
+          <w:rFonts w:ascii="方正小标宋简体" w:eastAsia="方正小标宋简体"/>
           <w:sz w:val="36"/>
           <w:szCs w:val="36"/>
           <w:bdr w:val="single" w:sz="4" w:space="0" w:color="auto"/>
@@ -29,7 +29,7 @@
           <w:tab w:val="left" w:pos="8505"/>
         </w:tabs>
         <w:rPr>
-          <w:rFonts w:ascii="方正小标宋简体" w:eastAsia="方正小标宋简体" w:hint="eastAsia"/>
+          <w:rFonts w:ascii="方正小标宋简体" w:eastAsia="方正小标宋简体"/>
           <w:sz w:val="36"/>
           <w:szCs w:val="36"/>
           <w:bdr w:val="single" w:sz="4" w:space="0" w:color="auto"/>
@@ -46,7 +46,7 @@
           <w:tab w:val="left" w:pos="8505"/>
         </w:tabs>
         <w:rPr>
-          <w:rFonts w:ascii="方正小标宋简体" w:eastAsia="方正小标宋简体" w:hint="eastAsia"/>
+          <w:rFonts w:ascii="方正小标宋简体" w:eastAsia="方正小标宋简体"/>
           <w:sz w:val="36"/>
           <w:szCs w:val="36"/>
           <w:bdr w:val="single" w:sz="4" w:space="0" w:color="auto"/>
@@ -126,7 +126,7 @@
           <w:tab w:val="left" w:pos="8505"/>
         </w:tabs>
         <w:rPr>
-          <w:rFonts w:ascii="方正小标宋简体" w:eastAsia="方正小标宋简体" w:hint="eastAsia"/>
+          <w:rFonts w:ascii="方正小标宋简体" w:eastAsia="方正小标宋简体"/>
           <w:sz w:val="36"/>
           <w:szCs w:val="36"/>
           <w:bdr w:val="single" w:sz="4" w:space="0" w:color="auto"/>
@@ -538,7 +538,15 @@
                                 <w:sz w:val="28"/>
                                 <w:szCs w:val="28"/>
                               </w:rPr>
-                              <w:t>BYN</w:t>
+                              <w:t>BY</w:t>
+                            </w:r>
+                            <w:r>
+                              <w:rPr>
+                                <w:rFonts w:eastAsia="华文楷体" w:hint="eastAsia"/>
+                                <w:sz w:val="28"/>
+                                <w:szCs w:val="28"/>
+                              </w:rPr>
+                              <w:t>Y</w:t>
                             </w:r>
                             <w:r>
                               <w:rPr>
@@ -594,7 +602,15 @@
                           <w:sz w:val="28"/>
                           <w:szCs w:val="28"/>
                         </w:rPr>
-                        <w:t>BYN</w:t>
+                        <w:t>BY</w:t>
+                      </w:r>
+                      <w:r>
+                        <w:rPr>
+                          <w:rFonts w:eastAsia="华文楷体" w:hint="eastAsia"/>
+                          <w:sz w:val="28"/>
+                          <w:szCs w:val="28"/>
+                        </w:rPr>
+                        <w:t>Y</w:t>
                       </w:r>
                       <w:r>
                         <w:rPr>
@@ -686,7 +702,15 @@
                                 <w:sz w:val="28"/>
                                 <w:szCs w:val="28"/>
                               </w:rPr>
-                              <w:t>CSN</w:t>
+                              <w:t>BY</w:t>
+                            </w:r>
+                            <w:r>
+                              <w:rPr>
+                                <w:rFonts w:eastAsia="华文楷体" w:hint="eastAsia"/>
+                                <w:sz w:val="28"/>
+                                <w:szCs w:val="28"/>
+                              </w:rPr>
+                              <w:t>N</w:t>
                             </w:r>
                             <w:r>
                               <w:rPr>
@@ -742,7 +766,15 @@
                           <w:sz w:val="28"/>
                           <w:szCs w:val="28"/>
                         </w:rPr>
-                        <w:t>CSN</w:t>
+                        <w:t>BY</w:t>
+                      </w:r>
+                      <w:r>
+                        <w:rPr>
+                          <w:rFonts w:eastAsia="华文楷体" w:hint="eastAsia"/>
+                          <w:sz w:val="28"/>
+                          <w:szCs w:val="28"/>
+                        </w:rPr>
+                        <w:t>N</w:t>
                       </w:r>
                       <w:r>
                         <w:rPr>
@@ -2010,15 +2042,7 @@
                                 <w:sz w:val="28"/>
                                 <w:szCs w:val="28"/>
                               </w:rPr>
-                              <w:t>CS</w:t>
-                            </w:r>
-                            <w:r>
-                              <w:rPr>
-                                <w:rFonts w:eastAsia="华文楷体" w:hint="eastAsia"/>
-                                <w:sz w:val="28"/>
-                                <w:szCs w:val="28"/>
-                              </w:rPr>
-                              <w:t>R</w:t>
+                              <w:t>CSR</w:t>
                             </w:r>
                             <w:r>
                               <w:rPr>
@@ -2074,15 +2098,7 @@
                           <w:sz w:val="28"/>
                           <w:szCs w:val="28"/>
                         </w:rPr>
-                        <w:t>CS</w:t>
-                      </w:r>
-                      <w:r>
-                        <w:rPr>
-                          <w:rFonts w:eastAsia="华文楷体" w:hint="eastAsia"/>
-                          <w:sz w:val="28"/>
-                          <w:szCs w:val="28"/>
-                        </w:rPr>
-                        <w:t>R</w:t>
+                        <w:t>CSR</w:t>
                       </w:r>
                       <w:r>
                         <w:rPr>
@@ -2173,15 +2189,7 @@
                                 <w:sz w:val="28"/>
                                 <w:szCs w:val="28"/>
                               </w:rPr>
-                              <w:t>CS</w:t>
-                            </w:r>
-                            <w:r>
-                              <w:rPr>
-                                <w:rFonts w:eastAsia="华文楷体" w:hint="eastAsia"/>
-                                <w:sz w:val="28"/>
-                                <w:szCs w:val="28"/>
-                              </w:rPr>
-                              <w:t>Y</w:t>
+                              <w:t>CSY</w:t>
                             </w:r>
                             <w:r>
                               <w:rPr>
@@ -2237,15 +2245,7 @@
                           <w:sz w:val="28"/>
                           <w:szCs w:val="28"/>
                         </w:rPr>
-                        <w:t>CS</w:t>
-                      </w:r>
-                      <w:r>
-                        <w:rPr>
-                          <w:rFonts w:eastAsia="华文楷体" w:hint="eastAsia"/>
-                          <w:sz w:val="28"/>
-                          <w:szCs w:val="28"/>
-                        </w:rPr>
-                        <w:t>Y</w:t>
+                        <w:t>CSY</w:t>
                       </w:r>
                       <w:r>
                         <w:rPr>
@@ -2566,12 +2566,55 @@
     <w:lsdException w:name="Emphasis" w:qFormat="1"/>
     <w:lsdException w:name="HTML Top of Form" w:semiHidden="1" w:uiPriority="99" w:unhideWhenUsed="1"/>
     <w:lsdException w:name="HTML Bottom of Form" w:semiHidden="1" w:uiPriority="99" w:unhideWhenUsed="1"/>
-    <w:lsdException w:name="Normal Table" w:semiHidden="1"/>
+    <w:lsdException w:name="Normal Table" w:semiHidden="1" w:unhideWhenUsed="1"/>
     <w:lsdException w:name="No List" w:semiHidden="1" w:uiPriority="99" w:unhideWhenUsed="1"/>
     <w:lsdException w:name="Outline List 1" w:semiHidden="1" w:uiPriority="99" w:unhideWhenUsed="1"/>
     <w:lsdException w:name="Outline List 2" w:semiHidden="1" w:uiPriority="99" w:unhideWhenUsed="1"/>
     <w:lsdException w:name="Outline List 3" w:semiHidden="1" w:uiPriority="99" w:unhideWhenUsed="1"/>
+    <w:lsdException w:name="Table Simple 1" w:semiHidden="1" w:unhideWhenUsed="1"/>
+    <w:lsdException w:name="Table Simple 2" w:semiHidden="1" w:unhideWhenUsed="1"/>
+    <w:lsdException w:name="Table Simple 3" w:semiHidden="1" w:unhideWhenUsed="1"/>
+    <w:lsdException w:name="Table Classic 1" w:semiHidden="1" w:unhideWhenUsed="1"/>
+    <w:lsdException w:name="Table Classic 2" w:semiHidden="1" w:unhideWhenUsed="1"/>
+    <w:lsdException w:name="Table Classic 3" w:semiHidden="1" w:unhideWhenUsed="1"/>
+    <w:lsdException w:name="Table Classic 4" w:semiHidden="1" w:unhideWhenUsed="1"/>
+    <w:lsdException w:name="Table Colorful 1" w:semiHidden="1" w:unhideWhenUsed="1"/>
+    <w:lsdException w:name="Table Colorful 2" w:semiHidden="1" w:unhideWhenUsed="1"/>
+    <w:lsdException w:name="Table Colorful 3" w:semiHidden="1" w:unhideWhenUsed="1"/>
+    <w:lsdException w:name="Table Columns 1" w:semiHidden="1" w:unhideWhenUsed="1"/>
+    <w:lsdException w:name="Table Columns 2" w:semiHidden="1" w:unhideWhenUsed="1"/>
+    <w:lsdException w:name="Table Columns 3" w:semiHidden="1" w:unhideWhenUsed="1"/>
+    <w:lsdException w:name="Table Columns 4" w:semiHidden="1" w:unhideWhenUsed="1"/>
+    <w:lsdException w:name="Table Columns 5" w:semiHidden="1" w:unhideWhenUsed="1"/>
+    <w:lsdException w:name="Table Grid 1" w:semiHidden="1" w:unhideWhenUsed="1"/>
+    <w:lsdException w:name="Table Grid 2" w:semiHidden="1" w:unhideWhenUsed="1"/>
+    <w:lsdException w:name="Table Grid 3" w:semiHidden="1" w:unhideWhenUsed="1"/>
+    <w:lsdException w:name="Table Grid 4" w:semiHidden="1" w:unhideWhenUsed="1"/>
+    <w:lsdException w:name="Table Grid 5" w:semiHidden="1" w:unhideWhenUsed="1"/>
+    <w:lsdException w:name="Table Grid 6" w:semiHidden="1" w:unhideWhenUsed="1"/>
+    <w:lsdException w:name="Table Grid 7" w:semiHidden="1" w:unhideWhenUsed="1"/>
+    <w:lsdException w:name="Table Grid 8" w:semiHidden="1" w:unhideWhenUsed="1"/>
+    <w:lsdException w:name="Table List 1" w:semiHidden="1" w:unhideWhenUsed="1"/>
+    <w:lsdException w:name="Table List 2" w:semiHidden="1" w:unhideWhenUsed="1"/>
+    <w:lsdException w:name="Table List 3" w:semiHidden="1" w:unhideWhenUsed="1"/>
+    <w:lsdException w:name="Table List 4" w:semiHidden="1" w:unhideWhenUsed="1"/>
+    <w:lsdException w:name="Table List 5" w:semiHidden="1" w:unhideWhenUsed="1"/>
+    <w:lsdException w:name="Table List 6" w:semiHidden="1" w:unhideWhenUsed="1"/>
+    <w:lsdException w:name="Table List 7" w:semiHidden="1" w:unhideWhenUsed="1"/>
+    <w:lsdException w:name="Table List 8" w:semiHidden="1" w:unhideWhenUsed="1"/>
+    <w:lsdException w:name="Table 3D effects 1" w:semiHidden="1" w:unhideWhenUsed="1"/>
+    <w:lsdException w:name="Table 3D effects 2" w:semiHidden="1" w:unhideWhenUsed="1"/>
+    <w:lsdException w:name="Table 3D effects 3" w:semiHidden="1" w:unhideWhenUsed="1"/>
+    <w:lsdException w:name="Table Contemporary" w:semiHidden="1" w:unhideWhenUsed="1"/>
+    <w:lsdException w:name="Table Elegant" w:semiHidden="1" w:unhideWhenUsed="1"/>
+    <w:lsdException w:name="Table Professional" w:semiHidden="1" w:unhideWhenUsed="1"/>
+    <w:lsdException w:name="Table Subtle 1" w:semiHidden="1" w:unhideWhenUsed="1"/>
+    <w:lsdException w:name="Table Subtle 2" w:semiHidden="1" w:unhideWhenUsed="1"/>
+    <w:lsdException w:name="Table Web 1" w:semiHidden="1" w:unhideWhenUsed="1"/>
+    <w:lsdException w:name="Table Web 2" w:semiHidden="1" w:unhideWhenUsed="1"/>
+    <w:lsdException w:name="Table Web 3" w:semiHidden="1" w:unhideWhenUsed="1"/>
     <w:lsdException w:name="Balloon Text" w:semiHidden="1"/>
+    <w:lsdException w:name="Table Theme" w:semiHidden="1" w:unhideWhenUsed="1"/>
     <w:lsdException w:name="Placeholder Text" w:semiHidden="1" w:uiPriority="99" w:unhideWhenUsed="1"/>
     <w:lsdException w:name="No Spacing" w:uiPriority="99" w:qFormat="1"/>
     <w:lsdException w:name="Light Shading" w:uiPriority="60"/>
@@ -2808,12 +2851,17 @@
   </w:style>
   <w:style w:type="character" w:default="1" w:styleId="a0">
     <w:name w:val="Default Paragraph Font"/>
+    <w:uiPriority w:val="1"/>
     <w:semiHidden/>
+    <w:unhideWhenUsed/>
   </w:style>
   <w:style w:type="table" w:default="1" w:styleId="a1">
     <w:name w:val="Normal Table"/>
+    <w:uiPriority w:val="99"/>
     <w:semiHidden/>
+    <w:unhideWhenUsed/>
     <w:tblPr>
+      <w:tblInd w:w="0" w:type="dxa"/>
       <w:tblCellMar>
         <w:top w:w="0" w:type="dxa"/>
         <w:left w:w="108" w:type="dxa"/>
